--- a/eng/docx/23.content.docx
+++ b/eng/docx/23.content.docx
@@ -7,6 +7,15 @@
       <w:r/>
     </w:p>
     <w:p>
+      <w:pPr>
+        <w:pStyle w:val="Heading2"/>
+      </w:pPr>
+      <w:r>
+        <w:t>Resource: Study Notes (Tyndale)</w:t>
+      </w:r>
+      <w:r/>
+    </w:p>
+    <w:p>
       <w:r/>
       <w:r>
         <w:rPr>
@@ -46,7 +55,7 @@
         <w:pStyle w:val="Heading1"/>
       </w:pPr>
       <w:r>
-        <w:t>Aquifer Open Study Notes</w:t>
+        <w:t>Study Notes (Tyndale)</w:t>
       </w:r>
     </w:p>
     <w:p>
@@ -55,6 +64,51 @@
           <w:headerReference w:type="even" r:id="rId8"/>
           <w:headerReference w:type="default" r:id="rId9"/>
           <w:footerReference w:type="default" r:id="rId10"/>
+          <w:footnotePr>
+            <w:numRestart w:val="eachSect"/>
+          </w:footnotePr>
+          <w:type w:val="continuous"/>
+          <w:pgSz w:w="12240" w:h="15840" w:code="1"/>
+          <w:pgMar w:top="1440" w:right="1440" w:bottom="1440" w:left="1440" w:header="504" w:footer="504" w:gutter="0"/>
+          <w:cols w:space="708"/>
+          <w:titlePg/>
+          <w:docGrid w:linePitch="360"/>
+        </w:sectPr>
+      </w:pPr>
+    </w:p>
+    <w:p>
+      <w:r/>
+    </w:p>
+    <w:p>
+      <w:pPr>
+        <w:pStyle w:val="Heading2"/>
+      </w:pPr>
+      <w:r>
+        <w:t>ISA</w:t>
+      </w:r>
+      <w:r/>
+    </w:p>
+    <w:p>
+      <w:r/>
+      <w:r>
+        <w:rPr>
+          <w:i/>
+        </w:rPr>
+        <w:t>Isaiah 1:1, Isaiah 1:2, Isaiah 1:3, Isaiah 1:4, Isaiah 1:5, Isaiah 1:6, Isaiah 1:7, Isaiah 1:8, Isaiah 1:9, Isaiah 1:10, Isaiah 1:11–15, Isaiah 1:13, Isaiah 1:14, Isaiah 1:15, Isaiah 1:16, Isaiah 1:17, Isaiah 1:18, Isaiah 1:19–20, Isaiah 1:20, Isaiah 1:21, Isaiah 1:24, Isaiah 1:25, Isaiah 1:26, Isaiah 1:27, Isaiah 1:29–30, Isaiah 2:1, Isaiah 2:2, Isaiah 2:2–4, Isaiah 2:3, Isaiah 2:4, Isaiah 2:5, Isaiah 2:5–22, Isaiah 2:5–4.1, Isaiah 2:6, Isaiah 2:7–8, Isaiah 2:10, Isaiah 2:11–12, Isaiah 2:13, Isaiah 2:13–16, Isaiah 2:16, Isaiah 2:17, Isaiah 2:20–21, Isaiah 2:22, Isaiah 3:1, Isaiah 3:1–12, Isaiah 3:2–3, Isaiah 3:4, Isaiah 3:6–7, Isaiah 3:8–9, Isaiah 3:9, Isaiah 3:10, Isaiah 3:11, Isaiah 3:13, Isaiah 3:14, Isaiah 3:15, Isaiah 3:16, Isaiah 3:16–4.1, Isaiah 3:17–25, Isaiah 3:25, Isaiah 4:1, Isaiah 4:2, Isaiah 4:2–6, Isaiah 4:3, Isaiah 4:4, Isaiah 4:5, Isaiah 4:6, Isaiah 5:1, Isaiah 5:1–7, Isaiah 5:1–30, Isaiah 5:2, Isaiah 5:3–4, Isaiah 5:5–6, Isaiah 5:6, Isaiah 5:7, Isaiah 5:8–10, Isaiah 5:8–23, Isaiah 5:10, Isaiah 5:11–17, Isaiah 5:12, Isaiah 5:13, Isaiah 5:14, Isaiah 5:16, Isaiah 5:18, Isaiah 5:18–19, Isaiah 5:19, Isaiah 5:20, Isaiah 5:21, Isaiah 5:22–24, Isaiah 5:24, Isaiah 5:25, Isaiah 5:26, Isaiah 5:30, Isaiah 6:1, Isaiah 6:1–13, Isaiah 6:2, Isaiah 6:3, Isaiah 6:5, Isaiah 6:7, Isaiah 6:8, Isaiah 6:9, Isaiah 6:10, Isaiah 6:11, Isaiah 6:13, Isaiah 7:1, Isaiah 7:1–25, Isaiah 7:1–12.6, Isaiah 7:1–39.8, Isaiah 7:2, Isaiah 7:3, Isaiah 7:4, Isaiah 7:6, Isaiah 7:8, Isaiah 7:9, Isaiah 7:11, Isaiah 7:12, Isaiah 7:14, Isaiah 7:15–16, Isaiah 7:17, Isaiah 7:18–25, Isaiah 7:19, Isaiah 7:20, Isaiah 7:23–25, Isaiah 8:1, Isaiah 8:3, Isaiah 8:4, Isaiah 8:5–10, Isaiah 8:6, Isaiah 8:7, Isaiah 8:8, Isaiah 8:9–10, Isaiah 8:10, Isaiah 8:11–15, Isaiah 8:12, Isaiah 8:13, Isaiah 8:14, Isaiah 8:16, Isaiah 8:16–17, Isaiah 8:17, Isaiah 8:18, Isaiah 8:19–22, Isaiah 8:20, Isaiah 9:1, Isaiah 9:1–7, Isaiah 9:4, Isaiah 9:5, Isaiah 9:6, Isaiah 9:7, Isaiah 9:8–12, Isaiah 9:10, Isaiah 9:11, Isaiah 9:13–17, Isaiah 9:17, Isaiah 9:18–21, Isaiah 9:21, Isaiah 10:1, Isaiah 10:1–4, Isaiah 10:3, Isaiah 10:5, Isaiah 10:5–19, Isaiah 10:5–11.16, Isaiah 10:6, Isaiah 10:7, Isaiah 10:9, Isaiah 10:10, Isaiah 10:11, Isaiah 10:12, Isaiah 10:13, Isaiah 10:15, Isaiah 10:16, Isaiah 10:20, Isaiah 10:20–27, Isaiah 10:22, Isaiah 10:24, Isaiah 10:24–34, Isaiah 10:26, Isaiah 10:27, Isaiah 10:28–34, Isaiah 11:1, Isaiah 11:1–16, Isaiah 11:2, Isaiah 11:3, Isaiah 11:4, Isaiah 11:5, Isaiah 11:6, Isaiah 11:9, Isaiah 11:10, Isaiah 11:11, Isaiah 11:13, Isaiah 11:14, Isaiah 11:15–16, Isaiah 12:1, Isaiah 12:1–6, Isaiah 12:2, Isaiah 12:3, Isaiah 12:4–5, Isaiah 12:6, Isaiah 13:1, Isaiah 13:1–23.18, Isaiah 13:2, Isaiah 13:5, Isaiah 13:6, Isaiah 13:8, Isaiah 13:10, Isaiah 13:11, Isaiah 13:12, Isaiah 13:13, Isaiah 13:16, Isaiah 13:17, Isaiah 13:19–22, Isaiah 13:20, Isaiah 14:1, Isaiah 14:1–2, Isaiah 14:2, Isaiah 14:3, Isaiah 14:3–23, Isaiah 14:4, Isaiah 14:7–8, Isaiah 14:9, Isaiah 14:10, Isaiah 14:11, Isaiah 14:12, Isaiah 14:13, Isaiah 14:14, Isaiah 14:15–17, Isaiah 14:18–20, Isaiah 14:21, Isaiah 14:22–23, Isaiah 14:24, Isaiah 14:24–27, Isaiah 14:25, Isaiah 14:26, Isaiah 14:29, Isaiah 14:31, Isaiah 14:32, Isaiah 15:1, Isaiah 15:1–16.14, Isaiah 15:2, Isaiah 15:4, Isaiah 15:5, Isaiah 15:6, Isaiah 15:7–8, Isaiah 15:9, Isaiah 16:1, Isaiah 16:1–4, Isaiah 16:3–4, Isaiah 16:4–5, Isaiah 16:5, Isaiah 16:6, Isaiah 16:6–11, Isaiah 16:8, Isaiah 16:12, Isaiah 16:14, Isaiah 17:1, Isaiah 17:1–20.6, Isaiah 17:2, Isaiah 17:3, Isaiah 17:4, Isaiah 17:4–11, Isaiah 17:5, Isaiah 17:6, Isaiah 17:7, Isaiah 17:8, Isaiah 17:9, Isaiah 17:10, Isaiah 17:12, Isaiah 17:12–14, Isaiah 17:13, Isaiah 17:14, Isaiah 18:1, Isaiah 18:3, Isaiah 18:4, Isaiah 18:5, Isaiah 18:7, Isaiah 19:1, Isaiah 19:1–10, Isaiah 19:1–20.6, Isaiah 19:2, Isaiah 19:3, Isaiah 19:4, Isaiah 19:5, Isaiah 19:9, Isaiah 19:11, Isaiah 19:11–15, Isaiah 19:12, Isaiah 19:13, Isaiah 19:15, Isaiah 19:16, Isaiah 19:18, Isaiah 19:19, Isaiah 19:19–25, Isaiah 19:20, Isaiah 19:22, Isaiah 19:23, Isaiah 19:24, Isaiah 19:25, Isaiah 20:1, Isaiah 20:1–5, Isaiah 20:2, Isaiah 20:3–4, Isaiah 20:5–6, Isaiah 21:1, Isaiah 21:2, Isaiah 21:3, Isaiah 21:7, Isaiah 21:9, Isaiah 21:10, Isaiah 21:11–12, Isaiah 21:11–17, Isaiah 21:12, Isaiah 21:13, Isaiah 21:13–17, Isaiah 21:14, Isaiah 21:15, Isaiah 21:16, Isaiah 21:17, Isaiah 22:1, Isaiah 22:1–4, Isaiah 22:1–25, Isaiah 22:2, Isaiah 22:3, Isaiah 22:4, Isaiah 22:5, Isaiah 22:5–8, Isaiah 22:6, Isaiah 22:7, Isaiah 22:8, Isaiah 22:8–11, Isaiah 22:9, Isaiah 22:12–14, Isaiah 22:14, Isaiah 22:15, Isaiah 22:15–25, Isaiah 22:16, Isaiah 22:18, Isaiah 22:19–20, Isaiah 22:21, Isaiah 22:22, Isaiah 22:25, Isaiah 23:1, Isaiah 23:1–18, Isaiah 23:2, Isaiah 23:3, Isaiah 23:4, Isaiah 23:5, Isaiah 23:8, Isaiah 23:10, Isaiah 23:11, Isaiah 23:13, Isaiah 23:15–18, Isaiah 23:17, Isaiah 23:18, Isaiah 24:1, Isaiah 24:1–23, Isaiah 24:1–27.13, Isaiah 24:4, Isaiah 24:4–13, Isaiah 24:5, Isaiah 24:6, Isaiah 24:7, Isaiah 24:8, Isaiah 24:10, Isaiah 24:11, Isaiah 24:13, Isaiah 24:14–16, Isaiah 24:16, Isaiah 24:18, Isaiah 24:21, Isaiah 24:22, Isaiah 25:1–5, Isaiah 25:1–12, Isaiah 25:3, Isaiah 25:6, Isaiah 25:6–8, Isaiah 25:8, Isaiah 25:9–12, Isaiah 25:10, Isaiah 25:11, Isaiah 26:1, Isaiah 26:1–6, Isaiah 26:1–21, Isaiah 26:2, Isaiah 26:3, Isaiah 26:5, Isaiah 26:6, Isaiah 26:7, Isaiah 26:7–21, Isaiah 26:8, Isaiah 26:9, Isaiah 26:10, Isaiah 26:11, Isaiah 26:15, Isaiah 26:16, Isaiah 26:17, Isaiah 26:18, Isaiah 26:19, Isaiah 26:20, Isaiah 26:21, Isaiah 27:1, Isaiah 27:2–6, Isaiah 27:3, Isaiah 27:5, Isaiah 27:6, Isaiah 27:7, Isaiah 27:7–11, Isaiah 27:8, Isaiah 27:9, Isaiah 27:10, Isaiah 27:11, Isaiah 27:12, Isaiah 27:13, Isaiah 28:1, Isaiah 28:1–29, Isaiah 28:1–33.24, Isaiah 28:2, Isaiah 28:5–6, Isaiah 28:7, Isaiah 28:7–13, Isaiah 28:9–10, Isaiah 28:11, Isaiah 28:12, Isaiah 28:13, Isaiah 28:14–22, Isaiah 28:15, Isaiah 28:16, Isaiah 28:17, Isaiah 28:20, Isaiah 28:21, Isaiah 28:23, Isaiah 28:24–29, Isaiah 28:27–28, Isaiah 28:28, Isaiah 28:29, Isaiah 29:1–2, Isaiah 29:1–8, Isaiah 29:1–14, Isaiah 29:3, Isaiah 29:4, Isaiah 29:6, Isaiah 29:7, Isaiah 29:8, Isaiah 29:8–12, Isaiah 29:10, Isaiah 29:13, Isaiah 29:14, Isaiah 29:15, Isaiah 29:15–24, Isaiah 29:16, Isaiah 29:17, Isaiah 29:18, Isaiah 29:21, Isaiah 29:22, Isaiah 29:22–24, Isaiah 30:1, Isaiah 30:1–5, Isaiah 30:1–33, Isaiah 30:4, Isaiah 30:6, Isaiah 30:6–7, Isaiah 30:7, Isaiah 30:8–11, Isaiah 30:11, Isaiah 30:12, Isaiah 30:12–17, Isaiah 30:15, Isaiah 30:16, Isaiah 30:17, Isaiah 30:18, Isaiah 30:18–33, Isaiah 30:19, Isaiah 30:20, Isaiah 30:21, Isaiah 30:22, Isaiah 30:23–24, Isaiah 30:26, Isaiah 30:27–33, Isaiah 30:28, Isaiah 30:30, Isaiah 30:31, Isaiah 30:32, Isaiah 30:33, Isaiah 31:1, Isaiah 31:1–3, Isaiah 31:4–9, Isaiah 31:9, Isaiah 32:1, Isaiah 32:2, Isaiah 32:5, Isaiah 32:6, Isaiah 32:7, Isaiah 32:9, Isaiah 32:9–15, Isaiah 32:10, Isaiah 32:11, Isaiah 32:14, Isaiah 32:15, Isaiah 32:17, Isaiah 32:18, Isaiah 32:19, Isaiah 33:1, Isaiah 33:2, Isaiah 33:9, Isaiah 33:11, Isaiah 33:14, Isaiah 33:15, Isaiah 33:17, Isaiah 33:17–24, Isaiah 33:18, Isaiah 33:19, Isaiah 33:24, Isaiah 34:1–17, Isaiah 34:2, Isaiah 34:3, Isaiah 34:4, Isaiah 34:5, Isaiah 34:6, Isaiah 34:8, Isaiah 34:9, Isaiah 34:10, Isaiah 34:11, Isaiah 34:11–14, Isaiah 34:16, Isaiah 35:1, Isaiah 35:1–10, Isaiah 35:2, Isaiah 35:3, Isaiah 35:4, Isaiah 35:5, Isaiah 35:6, Isaiah 35:8, Isaiah 35:10, Isaiah 36:1, Isaiah 36:1–39.8, Isaiah 36:2, Isaiah 36:3, Isaiah 36:4, Isaiah 36:4–22, Isaiah 36:5, Isaiah 36:6, Isaiah 36:7, Isaiah 36:8, Isaiah 36:10, Isaiah 36:11, Isaiah 36:13–20, Isaiah 36:14, Isaiah 36:15, Isaiah 36:16–17, Isaiah 36:19, Isaiah 37:1, Isaiah 37:4, Isaiah 37:5–7, Isaiah 37:8, Isaiah 37:9, Isaiah 37:12, Isaiah 37:14–20, Isaiah 37:16, Isaiah 37:20, Isaiah 37:21, Isaiah 37:22, Isaiah 37:23, Isaiah 37:24, Isaiah 37:25, Isaiah 37:26, Isaiah 37:28, Isaiah 37:29, Isaiah 37:30, Isaiah 37:30–35, Isaiah 37:32, Isaiah 37:33, Isaiah 37:35, Isaiah 37:36, Isaiah 37:38, Isaiah 38:1, Isaiah 38:1–9, Isaiah 38:3, Isaiah 38:5, Isaiah 38:6, Isaiah 38:9–20, Isaiah 38:10, Isaiah 38:11, Isaiah 38:12, Isaiah 38:15, Isaiah 38:16, Isaiah 38:21–22, Isaiah 38:22, Isaiah 39:1, Isaiah 39:1–8, Isaiah 39:2, Isaiah 39:6–7, Isaiah 40:1–31, Isaiah 40:1–55.13, Isaiah 40:1–66.24, Isaiah 40:2, Isaiah 40:3, Isaiah 40:3–5, Isaiah 40:5, Isaiah 40:6, Isaiah 40:6–8, Isaiah 40:7, Isaiah 40:8, Isaiah 40:9, Isaiah 40:9–11, Isaiah 40:10, Isaiah 40:11, Isaiah 40:12–13, Isaiah 40:12–17, Isaiah 40:15, Isaiah 40:16, Isaiah 40:17, Isaiah 40:18, Isaiah 40:20, Isaiah 40:21, Isaiah 40:22, Isaiah 40:23, Isaiah 40:25, Isaiah 40:26, Isaiah 40:27, Isaiah 40:28, Isaiah 40:29, Isaiah 40:31, Isaiah 41:1, Isaiah 41:1–7, Isaiah 41:2, Isaiah 41:4, Isaiah 41:5–7, Isaiah 41:6, Isaiah 41:8, Isaiah 41:8–16, Isaiah 41:9, Isaiah 41:10, Isaiah 41:14, Isaiah 41:16, Isaiah 41:18, Isaiah 41:21, Isaiah 41:21–29, Isaiah 41:25, Isaiah 41:26, Isaiah 41:27, Isaiah 42:1, Isaiah 42:1–4, Isaiah 42:2, Isaiah 42:3, Isaiah 42:4, Isaiah 42:6, Isaiah 42:7, Isaiah 42:8–9, Isaiah 42:10–11, Isaiah 42:13, Isaiah 42:14, Isaiah 42:18–20, Isaiah 42:21, Isaiah 42:22–25, Isaiah 42:25, Isaiah 43:1, Isaiah 43:1–7, Isaiah 43:2, Isaiah 43:7, Isaiah 43:8–13, Isaiah 43:10, Isaiah 43:14–21, Isaiah 43:18, Isaiah 43:21, Isaiah 43:22, Isaiah 43:25, Isaiah 43:27, Isaiah 44:1–5, Isaiah 44:3, Isaiah 44:6–20, Isaiah 44:15–17, Isaiah 44:18–19, Isaiah 44:21–22, Isaiah 44:23, Isaiah 44:24–45.8, Isaiah 44:25, Isaiah 44:27, Isaiah 44:28, Isaiah 45:1, Isaiah 45:3, Isaiah 45:4–5, Isaiah 45:7, Isaiah 45:9–11, Isaiah 45:9–13, Isaiah 45:14, Isaiah 45:17, Isaiah 45:18, Isaiah 45:18–25, Isaiah 45:22, Isaiah 45:23, Isaiah 45:24, Isaiah 45:25, Isaiah 46:1, Isaiah 46:1–2, Isaiah 46:3, Isaiah 46:8–13, Isaiah 46:10, Isaiah 46:11, Isaiah 46:12, Isaiah 46:13, Isaiah 47:1, Isaiah 47:1–4, Isaiah 47:1–48.22, Isaiah 47:3, Isaiah 47:5–11, Isaiah 47:6, Isaiah 47:8, Isaiah 47:9, Isaiah 47:10, Isaiah 47:12–15, Isaiah 47:13, Isaiah 48:1, Isaiah 48:1–2, Isaiah 48:1–11, Isaiah 48:1–22, Isaiah 48:3, Isaiah 48:6–7, Isaiah 48:10, Isaiah 48:11, Isaiah 48:12–22, Isaiah 48:14, Isaiah 48:15, Isaiah 48:16, Isaiah 48:18, Isaiah 48:19, Isaiah 48:20, Isaiah 48:21, Isaiah 48:22, Isaiah 49:1, Isaiah 49:1–13, Isaiah 49:1–55.13, Isaiah 49:2, Isaiah 49:3, Isaiah 49:4, Isaiah 49:6, Isaiah 49:7, Isaiah 49:8, Isaiah 49:10–11, Isaiah 49:12, Isaiah 49:13, Isaiah 49:14, Isaiah 49:18, Isaiah 49:19–21, Isaiah 49:22, Isaiah 49:23, Isaiah 49:24, Isaiah 49:25, Isaiah 50:1, Isaiah 50:1–3, Isaiah 50:2, Isaiah 50:3, Isaiah 50:4, Isaiah 50:4–11, Isaiah 50:6, Isaiah 50:7, Isaiah 50:8, Isaiah 50:9, Isaiah 50:10, Isaiah 50:10–11, Isaiah 50:11, Isaiah 51:1, Isaiah 51:1–8, Isaiah 51:2, Isaiah 51:3, Isaiah 51:4, Isaiah 51:5, Isaiah 51:6, Isaiah 51:7, Isaiah 51:9–10, Isaiah 51:13, Isaiah 51:14, Isaiah 51:15, Isaiah 51:16, Isaiah 51:17, Isaiah 51:17–23, Isaiah 51:20, Isaiah 51:22, Isaiah 51:23, Isaiah 52:1, Isaiah 52:3, Isaiah 52:4, Isaiah 52:5, Isaiah 52:6, Isaiah 52:7, Isaiah 52:7–12, Isaiah 52:8, Isaiah 52:10, Isaiah 52:11, Isaiah 52:11–12, Isaiah 52:12, Isaiah 52:13, Isaiah 52:13–53.12, Isaiah 52:14, Isaiah 52:14–15, Isaiah 52:15, Isaiah 53:1, Isaiah 53:2, Isaiah 53:3, Isaiah 53:4, Isaiah 53:5, Isaiah 53:6, Isaiah 53:7, Isaiah 53:7–8, Isaiah 53:8, Isaiah 53:9, Isaiah 53:10, Isaiah 53:10–12, Isaiah 53:11, Isaiah 53:12, Isaiah 54:1, Isaiah 54:1–3, Isaiah 54:1–17, Isaiah 54:1–55.13, Isaiah 54:3, Isaiah 54:5, Isaiah 54:7–8, Isaiah 54:9, Isaiah 54:10, Isaiah 54:11, Isaiah 54:11–17, Isaiah 54:13, Isaiah 54:14, Isaiah 54:15, Isaiah 54:17, Isaiah 55:1, Isaiah 55:1–13, Isaiah 55:2, Isaiah 55:3, Isaiah 55:6, Isaiah 55:6–9, Isaiah 55:7, Isaiah 55:8–9, Isaiah 55:10–11, Isaiah 55:12, Isaiah 55:12–13, Isaiah 55:13, Isaiah 56:1, Isaiah 56:1–8, Isaiah 56:1–66.24, Isaiah 56:2, Isaiah 56:3, Isaiah 56:3–7, Isaiah 56:4, Isaiah 56:5, Isaiah 56:6, Isaiah 56:7, Isaiah 56:8, Isaiah 56:9, Isaiah 56:9–57.13, Isaiah 56:10, Isaiah 56:11, Isaiah 57:1, Isaiah 57:1–2, Isaiah 57:2, Isaiah 57:3, Isaiah 57:4, Isaiah 57:5, Isaiah 57:6, Isaiah 57:8, Isaiah 57:11, Isaiah 57:12, Isaiah 57:13, Isaiah 57:14–21, Isaiah 57:15, Isaiah 57:18, Isaiah 57:19, Isaiah 57:20, Isaiah 57:21, Isaiah 58:1–4, Isaiah 58:2, Isaiah 58:3, Isaiah 58:5, Isaiah 58:6–7, Isaiah 58:8, Isaiah 58:9, Isaiah 58:10, Isaiah 58:12, Isaiah 58:13, Isaiah 58:14, Isaiah 59:1, Isaiah 59:1–8, Isaiah 59:1–20, Isaiah 59:2, Isaiah 59:4, Isaiah 59:5–6, Isaiah 59:7–8, Isaiah 59:9–15, Isaiah 59:10, Isaiah 59:11–14, Isaiah 59:15–17, Isaiah 59:18, Isaiah 59:19, Isaiah 59:21, Isaiah 60:1–3, Isaiah 60:3, Isaiah 60:5–7, Isaiah 60:6, Isaiah 60:7, Isaiah 60:9, Isaiah 60:10, Isaiah 60:10–16, Isaiah 60:11, Isaiah 60:12, Isaiah 60:13, Isaiah 60:15, Isaiah 60:17, Isaiah 60:17–20, Isaiah 60:18, Isaiah 60:19–20, Isaiah 60:21, Isaiah 60:22, Isaiah 61:1, Isaiah 61:1–3, Isaiah 61:2, Isaiah 61:3, Isaiah 61:6, Isaiah 61:7, Isaiah 61:8, Isaiah 61:9, Isaiah 61:10, Isaiah 62:1–12, Isaiah 62:2, Isaiah 62:4, Isaiah 62:6–7, Isaiah 62:8, Isaiah 62:9, Isaiah 62:10, Isaiah 62:10–12, Isaiah 63:1, Isaiah 63:1–6, Isaiah 63:2, Isaiah 63:4, Isaiah 63:6, Isaiah 63:7, Isaiah 63:7–14, Isaiah 63:8, Isaiah 63:9, Isaiah 63:10, Isaiah 63:14, Isaiah 63:15–64.12, Isaiah 63:16, Isaiah 63:17, Isaiah 63:18, Isaiah 63:19, Isaiah 64:5–6, Isaiah 64:7, Isaiah 64:8, Isaiah 64:10, Isaiah 65:1–2, Isaiah 65:1–66.24, Isaiah 65:3, Isaiah 65:4, Isaiah 65:5, Isaiah 65:6, Isaiah 65:7, Isaiah 65:8–16, Isaiah 65:10, Isaiah 65:11, Isaiah 65:12, Isaiah 65:13–15, Isaiah 65:15, Isaiah 65:16, Isaiah 65:17, Isaiah 65:18–19, Isaiah 65:24, Isaiah 65:25, Isaiah 66:1, Isaiah 66:2, Isaiah 66:3, Isaiah 66:6, Isaiah 66:7, Isaiah 66:8, Isaiah 66:9, Isaiah 66:12, Isaiah 66:13, Isaiah 66:14, Isaiah 66:15–16, Isaiah 66:17, Isaiah 66:18–23, Isaiah 66:19, Isaiah 66:21, Isaiah 66:22, Isaiah 66:24</w:t>
+      </w:r>
+      <w:r/>
+    </w:p>
+    <w:p>
+      <w:r/>
+      <w:r>
+        <w:t xml:space="preserve"> </w:t>
+      </w:r>
+      <w:r/>
+      <w:r/>
+    </w:p>
+    <w:p>
+      <w:pPr>
+        <w:sectPr>
           <w:footnotePr>
             <w:numRestart w:val="eachSect"/>
           </w:footnotePr>
